--- a/docs/manual/ArgusGrid-Instalacna-prirucka.docx
+++ b/docs/manual/ArgusGrid-Instalacna-prirucka.docx
@@ -65,7 +65,7 @@
         <w:rPr>
           <w:b/>
         </w:rPr>
-        <w:t>12. 10. 2026</w:t>
+        <w:t>13. 10. 2026</w:t>
       </w:r>
     </w:p>
     <w:p>
@@ -1150,6 +1150,167 @@
     </w:p>
     <w:p>
       <w:pPr>
+        <w:pStyle w:val="Heading2"/>
+      </w:pPr>
+      <w:r>
+        <w:t>2.4 Balík demo: vlastná databáza a Python</w:t>
+      </w:r>
+    </w:p>
+    <w:p>
+      <w:r>
+        <w:t xml:space="preserve">Balík </w:t>
+      </w:r>
+      <w:r>
+        <w:rPr>
+          <w:b/>
+        </w:rPr>
+        <w:t>demo</w:t>
+      </w:r>
+      <w:r>
+        <w:t xml:space="preserve"> obsahuje aj súbor </w:t>
+      </w:r>
+      <w:r>
+        <w:rPr>
+          <w:rFonts w:ascii="Consolas" w:hAnsi="Consolas"/>
+          <w:sz w:val="19"/>
+        </w:rPr>
+        <w:t>bootstrap.ps1</w:t>
+      </w:r>
+      <w:r>
+        <w:t xml:space="preserve">. Ak pri spustení </w:t>
+      </w:r>
+      <w:r>
+        <w:rPr>
+          <w:rFonts w:ascii="Consolas" w:hAnsi="Consolas"/>
+          <w:sz w:val="19"/>
+        </w:rPr>
+        <w:t>setup.bat</w:t>
+      </w:r>
+      <w:r>
+        <w:t xml:space="preserve"> nezadáte </w:t>
+      </w:r>
+      <w:r>
+        <w:rPr>
+          <w:rFonts w:ascii="Consolas" w:hAnsi="Consolas"/>
+          <w:sz w:val="19"/>
+        </w:rPr>
+        <w:t>-DatabaseUrl</w:t>
+      </w:r>
+      <w:r>
+        <w:t xml:space="preserve">, setup nainštaluje PostgreSQL 16 do priečinka </w:t>
+      </w:r>
+      <w:r>
+        <w:rPr>
+          <w:rFonts w:ascii="Consolas" w:hAnsi="Consolas"/>
+          <w:sz w:val="19"/>
+        </w:rPr>
+        <w:t>runtime\</w:t>
+      </w:r>
+      <w:r>
+        <w:t xml:space="preserve"> (stiahne približne 311 MB; z archívu sa rozbalí iba server, bez správcovského nástroja) a, ak nie je nainštalovaný Python 3.12 alebo zadáte </w:t>
+      </w:r>
+      <w:r>
+        <w:rPr>
+          <w:rFonts w:ascii="Consolas" w:hAnsi="Consolas"/>
+          <w:sz w:val="19"/>
+        </w:rPr>
+        <w:t>-EmbeddedPython</w:t>
+      </w:r>
+      <w:r>
+        <w:t>, aj vložený Python. Databáza počúva iba na adrese 127.0.0.1 a jej heslá sú náhodné.</w:t>
+      </w:r>
+    </w:p>
+    <w:p>
+      <w:pPr>
+        <w:pStyle w:val="ListBullet"/>
+      </w:pPr>
+      <w:r>
+        <w:t xml:space="preserve">Súbory sa preberajú z pevných adries (python.org, files.pythonhosted.org, get.enterprisedb.com) a akceptujú sa iba vtedy, ak sa ich SHA-256 zhoduje s hodnotou zapísanou v </w:t>
+      </w:r>
+      <w:r>
+        <w:rPr>
+          <w:rFonts w:ascii="Consolas" w:hAnsi="Consolas"/>
+          <w:sz w:val="19"/>
+        </w:rPr>
+        <w:t>bootstrap.ps1</w:t>
+      </w:r>
+      <w:r>
+        <w:t>; inak sa zmažú a setup sa zastaví.</w:t>
+      </w:r>
+    </w:p>
+    <w:p>
+      <w:pPr>
+        <w:pStyle w:val="ListBullet"/>
+      </w:pPr>
+      <w:r>
+        <w:t xml:space="preserve">Bez prístupu na internet vložte súbory do </w:t>
+      </w:r>
+      <w:r>
+        <w:rPr>
+          <w:rFonts w:ascii="Consolas" w:hAnsi="Consolas"/>
+          <w:sz w:val="19"/>
+        </w:rPr>
+        <w:t>runtime\cache</w:t>
+      </w:r>
+      <w:r>
+        <w:t xml:space="preserve"> alebo zadajte </w:t>
+      </w:r>
+      <w:r>
+        <w:rPr>
+          <w:rFonts w:ascii="Consolas" w:hAnsi="Consolas"/>
+          <w:sz w:val="19"/>
+        </w:rPr>
+        <w:t>-LocalCache &lt;priečinok&gt;</w:t>
+      </w:r>
+      <w:r>
+        <w:t>. Inštalácia požiadaviek aplikácie (pip) však stále potrebuje index balíkov Pythonu.</w:t>
+      </w:r>
+    </w:p>
+    <w:p>
+      <w:pPr>
+        <w:pStyle w:val="ListBullet"/>
+      </w:pPr>
+      <w:r>
+        <w:rPr>
+          <w:rFonts w:ascii="Consolas" w:hAnsi="Consolas"/>
+          <w:sz w:val="19"/>
+        </w:rPr>
+        <w:t>start.bat</w:t>
+      </w:r>
+      <w:r>
+        <w:t xml:space="preserve"> spustí aj databázu tohto priečinka, </w:t>
+      </w:r>
+      <w:r>
+        <w:rPr>
+          <w:rFonts w:ascii="Consolas" w:hAnsi="Consolas"/>
+          <w:sz w:val="19"/>
+        </w:rPr>
+        <w:t>stop.bat</w:t>
+      </w:r>
+      <w:r>
+        <w:t xml:space="preserve"> ju zastaví (voľba </w:t>
+      </w:r>
+      <w:r>
+        <w:rPr>
+          <w:rFonts w:ascii="Consolas" w:hAnsi="Consolas"/>
+          <w:sz w:val="19"/>
+        </w:rPr>
+        <w:t>-KeepDatabase</w:t>
+      </w:r>
+      <w:r>
+        <w:t xml:space="preserve"> ju ponechá bežať). Externá databáza sa nikdy nezastavuje.</w:t>
+      </w:r>
+    </w:p>
+    <w:p>
+      <w:pPr>
+        <w:pStyle w:val="ListBullet"/>
+      </w:pPr>
+      <w:r>
+        <w:t>Produkčný balík toto neobsahuje: databázu a Python poskytuje prevádzkovateľ.</w:t>
+      </w:r>
+    </w:p>
+    <w:p>
+      <w:pPr>
         <w:pStyle w:val="Heading1"/>
       </w:pPr>
       <w:r>
@@ -1367,7 +1528,7 @@
               <w:rPr>
                 <w:sz w:val="19"/>
               </w:rPr>
-              <w:t>adresa databázy; bez nej sa setup opýta</w:t>
+              <w:t>adresa databázy; bez nej sa setup opýta (balík demo ponúkne vlastnú databázu)</w:t>
             </w:r>
           </w:p>
         </w:tc>
@@ -1403,6 +1564,78 @@
                 <w:sz w:val="19"/>
               </w:rPr>
               <w:t>načíta ukážkový objekt (iba balík demo)</w:t>
+            </w:r>
+          </w:p>
+        </w:tc>
+      </w:tr>
+      <w:tr>
+        <w:tc>
+          <w:tcPr>
+            <w:tcW w:type="dxa" w:w="2835"/>
+            <w:shd w:val="clear" w:color="auto" w:fill="F1EFFA"/>
+          </w:tcPr>
+          <w:p>
+            <w:pPr>
+              <w:spacing w:after="40"/>
+            </w:pPr>
+            <w:r>
+              <w:rPr>
+                <w:rFonts w:ascii="Consolas" w:hAnsi="Consolas"/>
+                <w:sz w:val="18"/>
+              </w:rPr>
+              <w:t>-EmbeddedPython</w:t>
+            </w:r>
+          </w:p>
+        </w:tc>
+        <w:tc>
+          <w:tcPr>
+            <w:tcW w:type="dxa" w:w="6803"/>
+            <w:shd w:val="clear" w:color="auto" w:fill="F1EFFA"/>
+          </w:tcPr>
+          <w:p>
+            <w:pPr>
+              <w:spacing w:after="40"/>
+            </w:pPr>
+            <w:r>
+              <w:rPr>
+                <w:sz w:val="19"/>
+              </w:rPr>
+              <w:t>iba balík demo: použije stiahnutý vložený Python aj vtedy, keď je Python nainštalovaný</w:t>
+            </w:r>
+          </w:p>
+        </w:tc>
+      </w:tr>
+      <w:tr>
+        <w:tc>
+          <w:tcPr>
+            <w:tcW w:type="dxa" w:w="2835"/>
+          </w:tcPr>
+          <w:p>
+            <w:pPr>
+              <w:spacing w:after="40"/>
+            </w:pPr>
+            <w:r>
+              <w:rPr>
+                <w:rFonts w:ascii="Consolas" w:hAnsi="Consolas"/>
+                <w:sz w:val="18"/>
+              </w:rPr>
+              <w:t>-LocalCache &lt;priečinok&gt;</w:t>
+            </w:r>
+          </w:p>
+        </w:tc>
+        <w:tc>
+          <w:tcPr>
+            <w:tcW w:type="dxa" w:w="6803"/>
+          </w:tcPr>
+          <w:p>
+            <w:pPr>
+              <w:spacing w:after="40"/>
+            </w:pPr>
+            <w:r>
+              <w:rPr>
+                <w:sz w:val="19"/>
+              </w:rPr>
+              <w:t>iba balík demo: priečinok s už stiahnutými súbormi (inštalácia bez internetu)</w:t>
             </w:r>
           </w:p>
         </w:tc>
